--- a/javaPlaywright/docs/2. Handling Elements and Playwright Locator.docx
+++ b/javaPlaywright/docs/2. Handling Elements and Playwright Locator.docx
@@ -260,71 +260,122 @@
       </w:r>
       <w:proofErr w:type="spellStart"/>
       <w:r>
+        <w:rPr>
+          <w:highlight w:val="yellow"/>
+        </w:rPr>
         <w:t>mvn</w:t>
       </w:r>
       <w:proofErr w:type="spellEnd"/>
       <w:r>
+        <w:rPr>
+          <w:highlight w:val="yellow"/>
+        </w:rPr>
         <w:t xml:space="preserve"> </w:t>
       </w:r>
       <w:proofErr w:type="spellStart"/>
       <w:r>
+        <w:rPr>
+          <w:highlight w:val="yellow"/>
+        </w:rPr>
         <w:t>exec</w:t>
       </w:r>
       <w:proofErr w:type="gramStart"/>
       <w:r>
+        <w:rPr>
+          <w:highlight w:val="yellow"/>
+        </w:rPr>
         <w:t>:java</w:t>
       </w:r>
       <w:proofErr w:type="spellEnd"/>
       <w:proofErr w:type="gramEnd"/>
       <w:r>
+        <w:rPr>
+          <w:highlight w:val="yellow"/>
+        </w:rPr>
         <w:t xml:space="preserve"> -e -D </w:t>
       </w:r>
       <w:proofErr w:type="spellStart"/>
       <w:r>
+        <w:rPr>
+          <w:highlight w:val="yellow"/>
+        </w:rPr>
         <w:t>exec.mainClass</w:t>
       </w:r>
       <w:proofErr w:type="spellEnd"/>
       <w:r>
+        <w:rPr>
+          <w:highlight w:val="yellow"/>
+        </w:rPr>
         <w:t>=</w:t>
       </w:r>
       <w:proofErr w:type="spellStart"/>
       <w:r>
+        <w:rPr>
+          <w:highlight w:val="yellow"/>
+        </w:rPr>
         <w:t>com.microsoft.playwright.CLI</w:t>
       </w:r>
       <w:proofErr w:type="spellEnd"/>
       <w:r>
+        <w:rPr>
+          <w:highlight w:val="yellow"/>
+        </w:rPr>
         <w:t xml:space="preserve"> -D </w:t>
       </w:r>
       <w:proofErr w:type="spellStart"/>
       <w:r>
+        <w:rPr>
+          <w:highlight w:val="yellow"/>
+        </w:rPr>
         <w:t>exec.args</w:t>
       </w:r>
       <w:proofErr w:type="spellEnd"/>
       <w:r>
+        <w:rPr>
+          <w:highlight w:val="yellow"/>
+        </w:rPr>
         <w:t>="</w:t>
       </w:r>
       <w:proofErr w:type="spellStart"/>
       <w:r>
+        <w:rPr>
+          <w:highlight w:val="yellow"/>
+        </w:rPr>
         <w:t>codegen</w:t>
       </w:r>
       <w:proofErr w:type="spellEnd"/>
       <w:r>
+        <w:rPr>
+          <w:highlight w:val="yellow"/>
+        </w:rPr>
         <w:t xml:space="preserve"> </w:t>
       </w:r>
       <w:proofErr w:type="spellStart"/>
       <w:r>
+        <w:rPr>
+          <w:highlight w:val="yellow"/>
+        </w:rPr>
         <w:t>demo.playwright.dev</w:t>
       </w:r>
       <w:proofErr w:type="spellEnd"/>
       <w:r>
+        <w:rPr>
+          <w:highlight w:val="yellow"/>
+        </w:rPr>
         <w:t>/</w:t>
       </w:r>
       <w:proofErr w:type="spellStart"/>
       <w:r>
+        <w:rPr>
+          <w:highlight w:val="yellow"/>
+        </w:rPr>
         <w:t>todomvc</w:t>
       </w:r>
       <w:proofErr w:type="spellEnd"/>
       <w:r>
+        <w:rPr>
+          <w:highlight w:val="yellow"/>
+        </w:rPr>
         <w:t>"</w:t>
       </w:r>
     </w:p>
@@ -2002,43 +2053,73 @@
       <w:proofErr w:type="spellStart"/>
       <w:proofErr w:type="gramStart"/>
       <w:r>
+        <w:rPr>
+          <w:highlight w:val="yellow"/>
+        </w:rPr>
         <w:t>mvn</w:t>
       </w:r>
       <w:proofErr w:type="spellEnd"/>
       <w:proofErr w:type="gramEnd"/>
       <w:r>
+        <w:rPr>
+          <w:highlight w:val="yellow"/>
+        </w:rPr>
         <w:t xml:space="preserve"> </w:t>
       </w:r>
       <w:proofErr w:type="spellStart"/>
       <w:r>
+        <w:rPr>
+          <w:highlight w:val="yellow"/>
+        </w:rPr>
         <w:t>exec:java</w:t>
       </w:r>
       <w:proofErr w:type="spellEnd"/>
       <w:r>
+        <w:rPr>
+          <w:highlight w:val="yellow"/>
+        </w:rPr>
         <w:t xml:space="preserve"> -e -D </w:t>
       </w:r>
       <w:proofErr w:type="spellStart"/>
       <w:r>
+        <w:rPr>
+          <w:highlight w:val="yellow"/>
+        </w:rPr>
         <w:t>exec.mainClass</w:t>
       </w:r>
       <w:proofErr w:type="spellEnd"/>
       <w:r>
+        <w:rPr>
+          <w:highlight w:val="yellow"/>
+        </w:rPr>
         <w:t>=</w:t>
       </w:r>
       <w:proofErr w:type="spellStart"/>
       <w:r>
+        <w:rPr>
+          <w:highlight w:val="yellow"/>
+        </w:rPr>
         <w:t>com.microsoft.playwright.CLI</w:t>
       </w:r>
       <w:proofErr w:type="spellEnd"/>
       <w:r>
+        <w:rPr>
+          <w:highlight w:val="yellow"/>
+        </w:rPr>
         <w:t xml:space="preserve"> -D </w:t>
       </w:r>
       <w:proofErr w:type="spellStart"/>
       <w:r>
+        <w:rPr>
+          <w:highlight w:val="yellow"/>
+        </w:rPr>
         <w:t>exec.args</w:t>
       </w:r>
       <w:proofErr w:type="spellEnd"/>
       <w:r>
+        <w:rPr>
+          <w:highlight w:val="yellow"/>
+        </w:rPr>
         <w:t>="show-trace trace.zip"</w:t>
       </w:r>
     </w:p>
@@ -2049,7 +2130,7 @@
         </w:rPr>
         <w:drawing>
           <wp:inline distT="0" distB="0" distL="0" distR="0" wp14:anchorId="22BE9A61" wp14:editId="2B2ACC38">
-            <wp:extent cx="5943600" cy="1538605"/>
+            <wp:extent cx="5947576" cy="834887"/>
             <wp:effectExtent l="0" t="0" r="0" b="0"/>
             <wp:docPr id="23" name="Picture 23"/>
             <wp:cNvGraphicFramePr>
@@ -2062,20 +2143,27 @@
                     <pic:cNvPr id="0" name=""/>
                     <pic:cNvPicPr/>
                   </pic:nvPicPr>
-                  <pic:blipFill>
+                  <pic:blipFill rotWithShape="1">
                     <a:blip r:embed="rId30"/>
-                    <a:stretch>
-                      <a:fillRect/>
-                    </a:stretch>
+                    <a:srcRect b="45774"/>
+                    <a:stretch/>
                   </pic:blipFill>
-                  <pic:spPr>
+                  <pic:spPr bwMode="auto">
                     <a:xfrm>
                       <a:off x="0" y="0"/>
-                      <a:ext cx="5943600" cy="1538605"/>
+                      <a:ext cx="5943600" cy="834329"/>
                     </a:xfrm>
                     <a:prstGeom prst="rect">
                       <a:avLst/>
                     </a:prstGeom>
+                    <a:ln>
+                      <a:noFill/>
+                    </a:ln>
+                    <a:extLst>
+                      <a:ext uri="{53640926-AAD7-44D8-BBD7-CCE9431645EC}">
+                        <a14:shadowObscured xmlns:a14="http://schemas.microsoft.com/office/drawing/2010/main"/>
+                      </a:ext>
+                    </a:extLst>
                   </pic:spPr>
                 </pic:pic>
               </a:graphicData>
@@ -2089,11 +2177,10 @@
         <w:rPr>
           <w:noProof/>
         </w:rPr>
-        <w:lastRenderedPageBreak/>
         <w:drawing>
           <wp:inline distT="0" distB="0" distL="0" distR="0" wp14:anchorId="24EFDAF6" wp14:editId="1BF5A7ED">
-            <wp:extent cx="5943600" cy="2911475"/>
-            <wp:effectExtent l="76200" t="76200" r="114300" b="117475"/>
+            <wp:extent cx="5939624" cy="1987826"/>
+            <wp:effectExtent l="76200" t="76200" r="118745" b="107950"/>
             <wp:docPr id="24" name="Picture 24"/>
             <wp:cNvGraphicFramePr>
               <a:graphicFrameLocks xmlns:a="http://schemas.openxmlformats.org/drawingml/2006/main" noChangeAspect="1"/>
@@ -2105,26 +2192,27 @@
                     <pic:cNvPr id="0" name=""/>
                     <pic:cNvPicPr/>
                   </pic:nvPicPr>
-                  <pic:blipFill>
+                  <pic:blipFill rotWithShape="1">
                     <a:blip r:embed="rId31"/>
-                    <a:stretch>
-                      <a:fillRect/>
-                    </a:stretch>
+                    <a:srcRect b="31679"/>
+                    <a:stretch/>
                   </pic:blipFill>
-                  <pic:spPr>
+                  <pic:spPr bwMode="auto">
                     <a:xfrm>
                       <a:off x="0" y="0"/>
-                      <a:ext cx="5943600" cy="2911475"/>
+                      <a:ext cx="5943600" cy="1989157"/>
                     </a:xfrm>
                     <a:prstGeom prst="rect">
                       <a:avLst/>
                     </a:prstGeom>
-                    <a:ln w="38100" cap="sq">
+                    <a:ln w="38100" cap="sq" cmpd="sng" algn="ctr">
                       <a:solidFill>
                         <a:srgbClr val="000000"/>
                       </a:solidFill>
                       <a:prstDash val="solid"/>
                       <a:miter lim="800000"/>
+                      <a:headEnd type="none" w="med" len="med"/>
+                      <a:tailEnd type="none" w="med" len="med"/>
                     </a:ln>
                     <a:effectLst>
                       <a:outerShdw blurRad="50800" dist="38100" dir="2700000" algn="tl" rotWithShape="0">
@@ -2133,6 +2221,11 @@
                         </a:srgbClr>
                       </a:outerShdw>
                     </a:effectLst>
+                    <a:extLst>
+                      <a:ext uri="{53640926-AAD7-44D8-BBD7-CCE9431645EC}">
+                        <a14:shadowObscured xmlns:a14="http://schemas.microsoft.com/office/drawing/2010/main"/>
+                      </a:ext>
+                    </a:extLst>
                   </pic:spPr>
                 </pic:pic>
               </a:graphicData>
@@ -2142,17 +2235,102 @@
       </w:r>
     </w:p>
     <w:p>
-      <w:r>
-        <w:rPr>
-          <w:sz w:val="40"/>
-          <w:szCs w:val="40"/>
-          <w:highlight w:val="yellow"/>
-        </w:rPr>
+      <w:pPr>
+        <w:rPr>
+          <w:sz w:val="40"/>
+          <w:szCs w:val="40"/>
+          <w:highlight w:val="yellow"/>
+        </w:rPr>
+      </w:pPr>
+    </w:p>
+    <w:p>
+      <w:r>
+        <w:rPr>
+          <w:sz w:val="40"/>
+          <w:szCs w:val="40"/>
+          <w:highlight w:val="yellow"/>
+        </w:rPr>
+        <w:lastRenderedPageBreak/>
         <w:t>Assertion</w:t>
       </w:r>
       <w:r>
         <w:t>:</w:t>
       </w:r>
+    </w:p>
+    <w:p>
+      <w:r>
+        <w:t>We can use assertions like:</w:t>
+      </w:r>
+    </w:p>
+    <w:p>
+      <w:pPr>
+        <w:pStyle w:val="ListParagraph"/>
+        <w:numPr>
+          <w:ilvl w:val="0"/>
+          <w:numId w:val="2"/>
+        </w:numPr>
+      </w:pPr>
+      <w:proofErr w:type="spellStart"/>
+      <w:r>
+        <w:t>hasURL</w:t>
+      </w:r>
+      <w:proofErr w:type="spellEnd"/>
+    </w:p>
+    <w:p>
+      <w:pPr>
+        <w:pStyle w:val="ListParagraph"/>
+        <w:numPr>
+          <w:ilvl w:val="0"/>
+          <w:numId w:val="2"/>
+        </w:numPr>
+      </w:pPr>
+      <w:proofErr w:type="spellStart"/>
+      <w:r>
+        <w:t>hasTitle</w:t>
+      </w:r>
+      <w:proofErr w:type="spellEnd"/>
+    </w:p>
+    <w:p>
+      <w:pPr>
+        <w:pStyle w:val="ListParagraph"/>
+        <w:numPr>
+          <w:ilvl w:val="0"/>
+          <w:numId w:val="2"/>
+        </w:numPr>
+      </w:pPr>
+      <w:proofErr w:type="spellStart"/>
+      <w:r>
+        <w:t>hasText</w:t>
+      </w:r>
+      <w:proofErr w:type="spellEnd"/>
+    </w:p>
+    <w:p>
+      <w:pPr>
+        <w:pStyle w:val="ListParagraph"/>
+        <w:numPr>
+          <w:ilvl w:val="0"/>
+          <w:numId w:val="2"/>
+        </w:numPr>
+      </w:pPr>
+      <w:proofErr w:type="spellStart"/>
+      <w:r>
+        <w:t>isChecked</w:t>
+      </w:r>
+      <w:proofErr w:type="spellEnd"/>
+    </w:p>
+    <w:p>
+      <w:pPr>
+        <w:pStyle w:val="ListParagraph"/>
+        <w:numPr>
+          <w:ilvl w:val="0"/>
+          <w:numId w:val="2"/>
+        </w:numPr>
+      </w:pPr>
+      <w:proofErr w:type="spellStart"/>
+      <w:r>
+        <w:t>isVisible</w:t>
+      </w:r>
+      <w:proofErr w:type="spellEnd"/>
     </w:p>
     <w:p>
       <w:r>
@@ -2211,6 +2389,42 @@
       </w:r>
     </w:p>
     <w:p>
+      <w:pPr>
+        <w:rPr>
+          <w:sz w:val="40"/>
+          <w:szCs w:val="40"/>
+          <w:highlight w:val="yellow"/>
+        </w:rPr>
+      </w:pPr>
+    </w:p>
+    <w:p>
+      <w:pPr>
+        <w:rPr>
+          <w:sz w:val="40"/>
+          <w:szCs w:val="40"/>
+          <w:highlight w:val="yellow"/>
+        </w:rPr>
+      </w:pPr>
+    </w:p>
+    <w:p>
+      <w:pPr>
+        <w:rPr>
+          <w:sz w:val="40"/>
+          <w:szCs w:val="40"/>
+          <w:highlight w:val="yellow"/>
+        </w:rPr>
+      </w:pPr>
+    </w:p>
+    <w:p>
+      <w:pPr>
+        <w:rPr>
+          <w:sz w:val="40"/>
+          <w:szCs w:val="40"/>
+          <w:highlight w:val="yellow"/>
+        </w:rPr>
+      </w:pPr>
+    </w:p>
+    <w:p>
       <w:r>
         <w:rPr>
           <w:sz w:val="40"/>
@@ -2231,8 +2445,8 @@
         </w:rPr>
         <w:drawing>
           <wp:inline distT="0" distB="0" distL="0" distR="0" wp14:anchorId="7024DBAD" wp14:editId="65C0BEBF">
-            <wp:extent cx="5943600" cy="3315335"/>
-            <wp:effectExtent l="76200" t="76200" r="114300" b="113665"/>
+            <wp:extent cx="5939624" cy="1317340"/>
+            <wp:effectExtent l="76200" t="76200" r="118745" b="111760"/>
             <wp:docPr id="26" name="Picture 26"/>
             <wp:cNvGraphicFramePr>
               <a:graphicFrameLocks xmlns:a="http://schemas.openxmlformats.org/drawingml/2006/main" noChangeAspect="1"/>
@@ -2244,26 +2458,27 @@
                     <pic:cNvPr id="0" name=""/>
                     <pic:cNvPicPr/>
                   </pic:nvPicPr>
-                  <pic:blipFill>
+                  <pic:blipFill rotWithShape="1">
                     <a:blip r:embed="rId33"/>
-                    <a:stretch>
-                      <a:fillRect/>
-                    </a:stretch>
+                    <a:srcRect t="60239"/>
+                    <a:stretch/>
                   </pic:blipFill>
-                  <pic:spPr>
+                  <pic:spPr bwMode="auto">
                     <a:xfrm>
                       <a:off x="0" y="0"/>
-                      <a:ext cx="5943600" cy="3315335"/>
+                      <a:ext cx="5943600" cy="1318222"/>
                     </a:xfrm>
                     <a:prstGeom prst="rect">
                       <a:avLst/>
                     </a:prstGeom>
-                    <a:ln w="38100" cap="sq">
+                    <a:ln w="38100" cap="sq" cmpd="sng" algn="ctr">
                       <a:solidFill>
                         <a:srgbClr val="000000"/>
                       </a:solidFill>
                       <a:prstDash val="solid"/>
                       <a:miter lim="800000"/>
+                      <a:headEnd type="none" w="med" len="med"/>
+                      <a:tailEnd type="none" w="med" len="med"/>
                     </a:ln>
                     <a:effectLst>
                       <a:outerShdw blurRad="50800" dist="38100" dir="2700000" algn="tl" rotWithShape="0">
@@ -2272,6 +2487,11 @@
                         </a:srgbClr>
                       </a:outerShdw>
                     </a:effectLst>
+                    <a:extLst>
+                      <a:ext uri="{53640926-AAD7-44D8-BBD7-CCE9431645EC}">
+                        <a14:shadowObscured xmlns:a14="http://schemas.microsoft.com/office/drawing/2010/main"/>
+                      </a:ext>
+                    </a:extLst>
                   </pic:spPr>
                 </pic:pic>
               </a:graphicData>
@@ -2285,7 +2505,6 @@
         <w:rPr>
           <w:noProof/>
         </w:rPr>
-        <w:lastRenderedPageBreak/>
         <w:drawing>
           <wp:inline distT="0" distB="0" distL="0" distR="0" wp14:anchorId="67865148" wp14:editId="580CA37C">
             <wp:extent cx="5943600" cy="4290695"/>
@@ -2341,14 +2560,9 @@
     <w:p/>
     <w:p/>
     <w:p/>
-    <w:p/>
-    <w:p/>
-    <w:p/>
-    <w:p/>
-    <w:p/>
-    <w:p/>
-    <w:p/>
-    <w:p>
+    <w:p>
+      <w:bookmarkStart w:id="0" w:name="_GoBack"/>
+      <w:bookmarkEnd w:id="0"/>
       <w:r>
         <w:rPr>
           <w:sz w:val="40"/>
@@ -2443,7 +2657,6 @@
       </w:r>
     </w:p>
     <w:p>
-      <w:bookmarkStart w:id="0" w:name="_GoBack"/>
       <w:r>
         <w:rPr>
           <w:noProof/>
@@ -2498,7 +2711,6 @@
           </wp:inline>
         </w:drawing>
       </w:r>
-      <w:bookmarkEnd w:id="0"/>
     </w:p>
     <w:sectPr>
       <w:pgSz w:w="12240" w:h="15840"/>
@@ -2513,9 +2725,9 @@
 <file path=word/numbering.xml><?xml version="1.0" encoding="utf-8"?>
 <w:numbering xmlns:wpc="http://schemas.microsoft.com/office/word/2010/wordprocessingCanvas" xmlns:mc="http://schemas.openxmlformats.org/markup-compatibility/2006" xmlns:o="urn:schemas-microsoft-com:office:office" xmlns:r="http://schemas.openxmlformats.org/officeDocument/2006/relationships" xmlns:m="http://schemas.openxmlformats.org/officeDocument/2006/math" xmlns:v="urn:schemas-microsoft-com:vml" xmlns:wp14="http://schemas.microsoft.com/office/word/2010/wordprocessingDrawing" xmlns:wp="http://schemas.openxmlformats.org/drawingml/2006/wordprocessingDrawing" xmlns:w10="urn:schemas-microsoft-com:office:word" xmlns:w="http://schemas.openxmlformats.org/wordprocessingml/2006/main" xmlns:w14="http://schemas.microsoft.com/office/word/2010/wordml" xmlns:wpg="http://schemas.microsoft.com/office/word/2010/wordprocessingGroup" xmlns:wpi="http://schemas.microsoft.com/office/word/2010/wordprocessingInk" xmlns:wne="http://schemas.microsoft.com/office/word/2006/wordml" xmlns:wps="http://schemas.microsoft.com/office/word/2010/wordprocessingShape" mc:Ignorable="w14 wp14">
   <w:abstractNum w:abstractNumId="0">
-    <w:nsid w:val="6B660888"/>
+    <w:nsid w:val="54644B6D"/>
     <w:multiLevelType w:val="hybridMultilevel"/>
-    <w:tmpl w:val="66E26692"/>
+    <w:tmpl w:val="E74CCFEE"/>
     <w:lvl w:ilvl="0" w:tplc="0409000F">
       <w:start w:val="1"/>
       <w:numFmt w:val="decimal"/>
@@ -2601,7 +2813,99 @@
       </w:pPr>
     </w:lvl>
   </w:abstractNum>
+  <w:abstractNum w:abstractNumId="1">
+    <w:nsid w:val="6B660888"/>
+    <w:multiLevelType w:val="hybridMultilevel"/>
+    <w:tmpl w:val="66E26692"/>
+    <w:lvl w:ilvl="0" w:tplc="0409000F">
+      <w:start w:val="1"/>
+      <w:numFmt w:val="decimal"/>
+      <w:lvlText w:val="%1."/>
+      <w:lvlJc w:val="left"/>
+      <w:pPr>
+        <w:ind w:left="720" w:hanging="360"/>
+      </w:pPr>
+      <w:rPr>
+        <w:rFonts w:hint="default"/>
+      </w:rPr>
+    </w:lvl>
+    <w:lvl w:ilvl="1" w:tplc="04090019" w:tentative="1">
+      <w:start w:val="1"/>
+      <w:numFmt w:val="lowerLetter"/>
+      <w:lvlText w:val="%2."/>
+      <w:lvlJc w:val="left"/>
+      <w:pPr>
+        <w:ind w:left="1440" w:hanging="360"/>
+      </w:pPr>
+    </w:lvl>
+    <w:lvl w:ilvl="2" w:tplc="0409001B" w:tentative="1">
+      <w:start w:val="1"/>
+      <w:numFmt w:val="lowerRoman"/>
+      <w:lvlText w:val="%3."/>
+      <w:lvlJc w:val="right"/>
+      <w:pPr>
+        <w:ind w:left="2160" w:hanging="180"/>
+      </w:pPr>
+    </w:lvl>
+    <w:lvl w:ilvl="3" w:tplc="0409000F" w:tentative="1">
+      <w:start w:val="1"/>
+      <w:numFmt w:val="decimal"/>
+      <w:lvlText w:val="%4."/>
+      <w:lvlJc w:val="left"/>
+      <w:pPr>
+        <w:ind w:left="2880" w:hanging="360"/>
+      </w:pPr>
+    </w:lvl>
+    <w:lvl w:ilvl="4" w:tplc="04090019" w:tentative="1">
+      <w:start w:val="1"/>
+      <w:numFmt w:val="lowerLetter"/>
+      <w:lvlText w:val="%5."/>
+      <w:lvlJc w:val="left"/>
+      <w:pPr>
+        <w:ind w:left="3600" w:hanging="360"/>
+      </w:pPr>
+    </w:lvl>
+    <w:lvl w:ilvl="5" w:tplc="0409001B" w:tentative="1">
+      <w:start w:val="1"/>
+      <w:numFmt w:val="lowerRoman"/>
+      <w:lvlText w:val="%6."/>
+      <w:lvlJc w:val="right"/>
+      <w:pPr>
+        <w:ind w:left="4320" w:hanging="180"/>
+      </w:pPr>
+    </w:lvl>
+    <w:lvl w:ilvl="6" w:tplc="0409000F" w:tentative="1">
+      <w:start w:val="1"/>
+      <w:numFmt w:val="decimal"/>
+      <w:lvlText w:val="%7."/>
+      <w:lvlJc w:val="left"/>
+      <w:pPr>
+        <w:ind w:left="5040" w:hanging="360"/>
+      </w:pPr>
+    </w:lvl>
+    <w:lvl w:ilvl="7" w:tplc="04090019" w:tentative="1">
+      <w:start w:val="1"/>
+      <w:numFmt w:val="lowerLetter"/>
+      <w:lvlText w:val="%8."/>
+      <w:lvlJc w:val="left"/>
+      <w:pPr>
+        <w:ind w:left="5760" w:hanging="360"/>
+      </w:pPr>
+    </w:lvl>
+    <w:lvl w:ilvl="8" w:tplc="0409001B" w:tentative="1">
+      <w:start w:val="1"/>
+      <w:numFmt w:val="lowerRoman"/>
+      <w:lvlText w:val="%9."/>
+      <w:lvlJc w:val="right"/>
+      <w:pPr>
+        <w:ind w:left="6480" w:hanging="180"/>
+      </w:pPr>
+    </w:lvl>
+  </w:abstractNum>
   <w:num w:numId="1">
+    <w:abstractNumId w:val="1"/>
+  </w:num>
+  <w:num w:numId="2">
     <w:abstractNumId w:val="0"/>
   </w:num>
 </w:numbering>
@@ -3382,7 +3686,7 @@
 </file>
 
 <file path=customXml/itemProps1.xml><?xml version="1.0" encoding="utf-8"?>
-<ds:datastoreItem xmlns:ds="http://schemas.openxmlformats.org/officeDocument/2006/customXml" ds:itemID="{BBFC8CEE-37B6-4949-82A2-05202EC39780}">
+<ds:datastoreItem xmlns:ds="http://schemas.openxmlformats.org/officeDocument/2006/customXml" ds:itemID="{CB3956E1-65AE-47B1-939F-7FB951D0F750}">
   <ds:schemaRefs>
     <ds:schemaRef ds:uri="http://schemas.openxmlformats.org/officeDocument/2006/bibliography"/>
   </ds:schemaRefs>
